--- a/A12/A12 - Solidity tilining ma’lumot tuzilmalari va smart-kontraktlarni boshqarish mexanizmlari.docx
+++ b/A12/A12 - Solidity tilining ma’lumot tuzilmalari va smart-kontraktlarni boshqarish mexanizmlari.docx
@@ -94,7 +94,7 @@
           <w:sz w:val="26"/>
           <w:szCs w:val="26"/>
         </w:rPr>
-        <w:t xml:space="preserve">Oxirgi topshiriqda talaba kodga ataylab xato kiritadi va sababini kompilyator xabari hamda Remix Debugger orqali topadi. Mashg'ulot oxirida beshta ishlaydigan kontrakt bo'ladi, test_mashqlar.py esa “NATIJA: 15/15” ni ko'rsatadi.</w:t>
+        <w:t>Oxirgi topshiriqda talaba kodga ataylab xato kiritadi va sababini kompilyator xabari hamda Remix Debugger orqali topadi. Mashg'ulot oxirida beshta ishlaydigan kontrakt bo'ladi, test_mashqlar.py esa “NATIJA: 20/20” ni ko'rsatadi.</w:t>
       </w:r>
     </w:p>
     <w:p>
@@ -390,7 +390,7 @@
           <w:sz w:val="26"/>
           <w:szCs w:val="26"/>
         </w:rPr>
-        <w:t>A14 mavzusining kodlari: Mashqlar_shablon.sol (talabaga tarqatiladi) va test_mashqlar.py (avtomatik tekshiruv)</w:t>
+        <w:t>A12 mavzusining kodlari: Mashqlar_shablon.sol (talabaga tarqatiladi) va test_mashqlar.py (avtomatik tekshiruv)</w:t>
       </w:r>
     </w:p>
     <w:p>
@@ -2746,7 +2746,7 @@
           <w:sz w:val="26"/>
           <w:szCs w:val="26"/>
         </w:rPr>
-        <w:t xml:space="preserve"> buyrug'i bilan tekshiring. Har bir ✗ qaysi mashq va qaysi shartga tegishli ekanini aniqlab, xatoni tuzating. Maqsad — NATIJA: 15/15. Birinchi ishga tushirishda solc kompilyatori internetdan yuklanadi.</w:t>
+        <w:t xml:space="preserve"> buyrug'i bilan tekshiring. Har bir ✗ qaysi mashq va qaysi shartga tegishli ekanini aniqlab, xatoni tuzating. Maqsad — NATIJA: 20/20. Birinchi ishga tushirishda solc kompilyatori internetdan yuklanadi.</w:t>
       </w:r>
     </w:p>
     <w:p>
@@ -4014,7 +4014,7 @@
                 <w:sz w:val="24"/>
                 <w:szCs w:val="24"/>
               </w:rPr>
-              <w:t xml:space="preserve">Beshta mashq bajarilgan, test_mashqlar.py 15/15 ko'rsatgan (yoki barcha holatlar Remix'da ko'rsatilgan), debug tajribalari hisobotda, nazorat savollariga to'g'ri javob berilgan</w:t>
+              <w:t>Beshta mashq bajarilgan, test_mashqlar.py 20/20 ko'rsatgan (yoki barcha holatlar Remix'da ko'rsatilgan), debug tajribalari hisobotda, nazorat savollariga to'g'ri javob berilgan</w:t>
             </w:r>
           </w:p>
         </w:tc>
@@ -4115,7 +4115,7 @@
                 <w:sz w:val="24"/>
                 <w:szCs w:val="24"/>
               </w:rPr>
-              <w:t xml:space="preserve">Kamida to'rtta mashq ishlaydi (12/15 va undan yuqori), xatoli holatlar sinalgan</w:t>
+              <w:t>Kamida to'rtta mashq ishlaydi (16/20 va undan yuqori), xatoli holatlar sinalgan</w:t>
             </w:r>
           </w:p>
         </w:tc>
@@ -4216,7 +4216,7 @@
                 <w:sz w:val="24"/>
                 <w:szCs w:val="24"/>
               </w:rPr>
-              <w:t xml:space="preserve">Ikki-uchta mashq ishlaydi (6/15 va undan yuqori) yoki xatoli holatlar sinalmagan</w:t>
+              <w:t>Ikki-uchta mashq ishlaydi (8/20 va undan yuqori) yoki xatoli holatlar sinalmagan</w:t>
             </w:r>
           </w:p>
         </w:tc>
@@ -5178,7 +5178,7 @@
                 <w:sz w:val="24"/>
                 <w:szCs w:val="24"/>
               </w:rPr>
-              <w:t xml:space="preserve">Mashqlar_yechim.sol → 15/15, to'ldirilmagan shablon → 0/15 (ikkalasi ham tekshirilgan)</w:t>
+              <w:t>Mashqlar_yechim.sol → 20/20, to'ldirilmagan shablon → 0/20 (ikkalasi ham tekshirilgan)</w:t>
             </w:r>
           </w:p>
         </w:tc>
@@ -5576,7 +5576,7 @@
           <w:sz w:val="26"/>
           <w:szCs w:val="26"/>
         </w:rPr>
-        <w:t xml:space="preserve">A15 da ERC-20 token yaratiladi. U yerda mapping, event va modifier tayyor standart sifatida qo'llanadi.</w:t>
+        <w:t>A13 da ERC-20 token yaratiladi. U yerda mapping, event va modifier tayyor standart sifatida qo'llanadi.</w:t>
       </w:r>
     </w:p>
     <w:sectPr>

--- a/A12/A12 - Solidity tilining ma’lumot tuzilmalari va smart-kontraktlarni boshqarish mexanizmlari.docx
+++ b/A12/A12 - Solidity tilining ma’lumot tuzilmalari va smart-kontraktlarni boshqarish mexanizmlari.docx
@@ -3797,6 +3797,25 @@
         <w:t xml:space="preserve">Baholash mezonlari</w:t>
       </w:r>
     </w:p>
+    <w:p>
+      <w:pPr>
+        <w:pBdr>
+          <w:bottom w:val="single" w:color="3B2FA8" w:sz="8" w:space="6"/>
+        </w:pBdr>
+        <w:spacing w:after="240"/>
+        <w:jc w:val="center"/>
+      </w:pPr>
+      <w:r>
+        <w:rPr>
+          <w:rFonts w:ascii="Times New Roman" w:cs="Times New Roman" w:eastAsia="Times New Roman" w:hAnsi="Times New Roman"/>
+          <w:b/>
+          <w:bCs/>
+          <w:sz w:val="30"/>
+          <w:szCs w:val="30"/>
+        </w:rPr>
+        <w:t>Fan dasturiga muvofiq har bir amaliy ish 0–2 ball bilan baholanadi; A1–A23 ishlaridan eng yuqori 10 ta natija joriy bahoga (JB, 20 ball) kiradi.</w:t>
+      </w:r>
+    </w:p>
     <w:tbl>
       <w:tblPr>
         <w:tblW w:type="dxa" w:w="9638"/>
@@ -3950,7 +3969,7 @@
                 <w:sz w:val="24"/>
                 <w:szCs w:val="24"/>
               </w:rPr>
-              <w:t xml:space="preserve">5</w:t>
+              <w:t>2</w:t>
             </w:r>
           </w:p>
         </w:tc>
@@ -3982,7 +4001,7 @@
                 <w:sz w:val="24"/>
                 <w:szCs w:val="24"/>
               </w:rPr>
-              <w:t xml:space="preserve">A'lo</w:t>
+              <w:t>A'lo</w:t>
             </w:r>
           </w:p>
         </w:tc>
@@ -4051,7 +4070,7 @@
                 <w:sz w:val="24"/>
                 <w:szCs w:val="24"/>
               </w:rPr>
-              <w:t xml:space="preserve">4</w:t>
+              <w:t>1</w:t>
             </w:r>
           </w:p>
         </w:tc>
@@ -4083,7 +4102,7 @@
                 <w:sz w:val="24"/>
                 <w:szCs w:val="24"/>
               </w:rPr>
-              <w:t xml:space="preserve">Yaxshi</w:t>
+              <w:t>Qoniqarli</w:t>
             </w:r>
           </w:p>
         </w:tc>
@@ -4115,7 +4134,7 @@
                 <w:sz w:val="24"/>
                 <w:szCs w:val="24"/>
               </w:rPr>
-              <w:t>Kamida to'rtta mashq ishlaydi (16/20 va undan yuqori), xatoli holatlar sinalgan</w:t>
+              <w:t>Kamida to'rtta mashq ishlaydi (16/20 va undan yuqori), xatoli holatlar sinalgan; yoki kamida: ikki-uchta mashq ishlaydi (8/20 va undan yuqori) yoki xatoli holatlar sinalmagan</w:t>
             </w:r>
           </w:p>
         </w:tc>
@@ -4152,108 +4171,7 @@
                 <w:sz w:val="24"/>
                 <w:szCs w:val="24"/>
               </w:rPr>
-              <w:t xml:space="preserve">3</w:t>
-            </w:r>
-          </w:p>
-        </w:tc>
-        <w:tc>
-          <w:tcPr>
-            <w:tcW w:type="dxa" w:w="1800"/>
-            <w:tcBorders>
-              <w:top w:val="single" w:color="C9C4E3" w:sz="4"/>
-              <w:left w:val="single" w:color="C9C4E3" w:sz="4"/>
-              <w:bottom w:val="single" w:color="C9C4E3" w:sz="4"/>
-              <w:right w:val="single" w:color="C9C4E3" w:sz="4"/>
-            </w:tcBorders>
-            <w:tcMar>
-              <w:top w:type="dxa" w:w="80"/>
-              <w:left w:type="dxa" w:w="120"/>
-              <w:bottom w:type="dxa" w:w="80"/>
-              <w:right w:type="dxa" w:w="120"/>
-            </w:tcMar>
-          </w:tcPr>
-          <w:p>
-            <w:pPr>
-              <w:spacing w:after="40"/>
-            </w:pPr>
-            <w:r>
-              <w:rPr>
-                <w:rFonts w:ascii="Times New Roman" w:cs="Times New Roman" w:eastAsia="Times New Roman" w:hAnsi="Times New Roman"/>
-                <w:b w:val="false"/>
-                <w:bCs w:val="false"/>
-                <w:sz w:val="24"/>
-                <w:szCs w:val="24"/>
-              </w:rPr>
-              <w:t xml:space="preserve">Qoniqarli</w:t>
-            </w:r>
-          </w:p>
-        </w:tc>
-        <w:tc>
-          <w:tcPr>
-            <w:tcW w:type="dxa" w:w="6938"/>
-            <w:tcBorders>
-              <w:top w:val="single" w:color="C9C4E3" w:sz="4"/>
-              <w:left w:val="single" w:color="C9C4E3" w:sz="4"/>
-              <w:bottom w:val="single" w:color="C9C4E3" w:sz="4"/>
-              <w:right w:val="single" w:color="C9C4E3" w:sz="4"/>
-            </w:tcBorders>
-            <w:tcMar>
-              <w:top w:type="dxa" w:w="80"/>
-              <w:left w:type="dxa" w:w="120"/>
-              <w:bottom w:type="dxa" w:w="80"/>
-              <w:right w:type="dxa" w:w="120"/>
-            </w:tcMar>
-          </w:tcPr>
-          <w:p>
-            <w:pPr>
-              <w:spacing w:after="40"/>
-            </w:pPr>
-            <w:r>
-              <w:rPr>
-                <w:rFonts w:ascii="Times New Roman" w:cs="Times New Roman" w:eastAsia="Times New Roman" w:hAnsi="Times New Roman"/>
-                <w:b w:val="false"/>
-                <w:bCs w:val="false"/>
-                <w:sz w:val="24"/>
-                <w:szCs w:val="24"/>
-              </w:rPr>
-              <w:t>Ikki-uchta mashq ishlaydi (8/20 va undan yuqori) yoki xatoli holatlar sinalmagan</w:t>
-            </w:r>
-          </w:p>
-        </w:tc>
-      </w:tr>
-      <w:tr>
-        <w:trPr>
-          <w:tblHeader w:val="false"/>
-        </w:trPr>
-        <w:tc>
-          <w:tcPr>
-            <w:tcW w:type="dxa" w:w="900"/>
-            <w:tcBorders>
-              <w:top w:val="single" w:color="C9C4E3" w:sz="4"/>
-              <w:left w:val="single" w:color="C9C4E3" w:sz="4"/>
-              <w:bottom w:val="single" w:color="C9C4E3" w:sz="4"/>
-              <w:right w:val="single" w:color="C9C4E3" w:sz="4"/>
-            </w:tcBorders>
-            <w:tcMar>
-              <w:top w:type="dxa" w:w="80"/>
-              <w:left w:type="dxa" w:w="120"/>
-              <w:bottom w:type="dxa" w:w="80"/>
-              <w:right w:type="dxa" w:w="120"/>
-            </w:tcMar>
-          </w:tcPr>
-          <w:p>
-            <w:pPr>
-              <w:spacing w:after="40"/>
-            </w:pPr>
-            <w:r>
-              <w:rPr>
-                <w:rFonts w:ascii="Times New Roman" w:cs="Times New Roman" w:eastAsia="Times New Roman" w:hAnsi="Times New Roman"/>
-                <w:b w:val="false"/>
-                <w:bCs w:val="false"/>
-                <w:sz w:val="24"/>
-                <w:szCs w:val="24"/>
-              </w:rPr>
-              <w:t xml:space="preserve">2</w:t>
+              <w:t>0</w:t>
             </w:r>
           </w:p>
         </w:tc>
